--- a/자료/2. 프로젝트_수행일지.docx
+++ b/자료/2. 프로젝트_수행일지.docx
@@ -193,11 +193,15 @@
               <w:spacing w:after="160" w:line="259" w:lineRule="auto"/>
               <w:jc w:val="center"/>
               <w:rPr>
+                <w:rFonts w:ascii="맑은 고딕" w:eastAsia="맑은 고딕" w:hAnsi="맑은 고딕"/>
                 <w:color w:val="000000"/>
               </w:rPr>
             </w:pPr>
             <w:sdt>
               <w:sdtPr>
+                <w:rPr>
+                  <w:rFonts w:ascii="맑은 고딕" w:eastAsia="맑은 고딕" w:hAnsi="맑은 고딕"/>
+                </w:rPr>
                 <w:tag w:val="goog_rdk_0"/>
                 <w:id w:val="-1363977468"/>
               </w:sdtPr>
@@ -326,15 +330,16 @@
               </w:pBdr>
               <w:spacing w:line="240" w:lineRule="auto"/>
               <w:rPr>
-                <w:rFonts w:eastAsiaTheme="minorEastAsia"/>
+                <w:rFonts w:ascii="맑은 고딕" w:eastAsia="맑은 고딕" w:hAnsi="맑은 고딕"/>
                 <w:color w:val="000000"/>
-                <w:sz w:val="23"/>
-                <w:szCs w:val="23"/>
                 <w:lang w:eastAsia="ko-KR"/>
               </w:rPr>
             </w:pPr>
             <w:sdt>
               <w:sdtPr>
+                <w:rPr>
+                  <w:rFonts w:ascii="맑은 고딕" w:eastAsia="맑은 고딕" w:hAnsi="맑은 고딕"/>
+                </w:rPr>
                 <w:tag w:val="goog_rdk_1"/>
                 <w:id w:val="-10072827"/>
               </w:sdtPr>
@@ -342,17 +347,15 @@
               <w:sdtContent>
                 <w:r>
                   <w:rPr>
-                    <w:rFonts w:eastAsiaTheme="minorEastAsia" w:hint="eastAsia"/>
+                    <w:rFonts w:ascii="맑은 고딕" w:eastAsia="맑은 고딕" w:hAnsi="맑은 고딕" w:hint="eastAsia"/>
                     <w:lang w:eastAsia="ko-KR"/>
                   </w:rPr>
                   <w:t>12</w:t>
                 </w:r>
                 <w:r>
                   <w:rPr>
-                    <w:rFonts w:ascii="Arial Unicode MS" w:eastAsia="Arial Unicode MS" w:hAnsi="Arial Unicode MS" w:cs="Arial Unicode MS"/>
+                    <w:rFonts w:ascii="맑은 고딕" w:eastAsia="맑은 고딕" w:hAnsi="맑은 고딕" w:cs="Arial Unicode MS"/>
                     <w:color w:val="000000"/>
-                    <w:sz w:val="23"/>
-                    <w:szCs w:val="23"/>
                   </w:rPr>
                   <w:t xml:space="preserve">월 </w:t>
                 </w:r>
@@ -360,13 +363,16 @@
             </w:sdt>
             <w:r>
               <w:rPr>
-                <w:rFonts w:eastAsiaTheme="minorEastAsia" w:hint="eastAsia"/>
+                <w:rFonts w:ascii="맑은 고딕" w:eastAsia="맑은 고딕" w:hAnsi="맑은 고딕" w:hint="eastAsia"/>
                 <w:lang w:eastAsia="ko-KR"/>
               </w:rPr>
               <w:t>09</w:t>
             </w:r>
             <w:sdt>
               <w:sdtPr>
+                <w:rPr>
+                  <w:rFonts w:ascii="맑은 고딕" w:eastAsia="맑은 고딕" w:hAnsi="맑은 고딕"/>
+                </w:rPr>
                 <w:tag w:val="goog_rdk_2"/>
                 <w:id w:val="117967074"/>
               </w:sdtPr>
@@ -374,10 +380,8 @@
               <w:sdtContent>
                 <w:r>
                   <w:rPr>
-                    <w:rFonts w:ascii="Arial Unicode MS" w:eastAsia="Arial Unicode MS" w:hAnsi="Arial Unicode MS" w:cs="Arial Unicode MS"/>
+                    <w:rFonts w:ascii="맑은 고딕" w:eastAsia="맑은 고딕" w:hAnsi="맑은 고딕" w:cs="Arial Unicode MS"/>
                     <w:color w:val="000000"/>
-                    <w:sz w:val="23"/>
-                    <w:szCs w:val="23"/>
                   </w:rPr>
                   <w:t>일</w:t>
                 </w:r>
@@ -414,8 +418,6 @@
                 <w:rFonts w:ascii="맑은 고딕" w:eastAsia="맑은 고딕" w:hAnsi="맑은 고딕" w:cs="맑은 고딕"/>
                 <w:b/>
                 <w:color w:val="000000"/>
-                <w:sz w:val="20"/>
-                <w:szCs w:val="20"/>
               </w:rPr>
             </w:pPr>
             <w:r>
@@ -423,8 +425,6 @@
                 <w:rFonts w:ascii="맑은 고딕" w:eastAsia="맑은 고딕" w:hAnsi="맑은 고딕" w:cs="맑은 고딕"/>
                 <w:b/>
                 <w:color w:val="000000"/>
-                <w:sz w:val="20"/>
-                <w:szCs w:val="20"/>
               </w:rPr>
               <w:t>작성자</w:t>
             </w:r>
@@ -454,12 +454,19 @@
               </w:pBdr>
               <w:spacing w:line="240" w:lineRule="auto"/>
               <w:rPr>
-                <w:rFonts w:ascii="맑은 고딕" w:eastAsia="SimSun" w:hAnsi="맑은 고딕" w:cs="맑은 고딕"/>
+                <w:rFonts w:ascii="맑은 고딕" w:eastAsia="맑은 고딕" w:hAnsi="맑은 고딕" w:cs="맑은 고딕" w:hint="eastAsia"/>
                 <w:color w:val="000000"/>
-                <w:sz w:val="20"/>
-                <w:szCs w:val="20"/>
+                <w:lang w:eastAsia="ko-KR"/>
               </w:rPr>
             </w:pPr>
+            <w:r>
+              <w:rPr>
+                <w:rFonts w:ascii="맑은 고딕" w:eastAsia="맑은 고딕" w:hAnsi="맑은 고딕" w:cs="맑은 고딕" w:hint="eastAsia"/>
+                <w:color w:val="000000"/>
+                <w:lang w:eastAsia="ko-KR"/>
+              </w:rPr>
+              <w:t>김준서</w:t>
+            </w:r>
           </w:p>
         </w:tc>
       </w:tr>
@@ -533,23 +540,26 @@
               </w:pBdr>
               <w:spacing w:line="240" w:lineRule="auto"/>
               <w:rPr>
-                <w:rFonts w:eastAsiaTheme="minorEastAsia" w:hint="eastAsia"/>
-                <w:sz w:val="23"/>
-                <w:szCs w:val="23"/>
+                <w:rFonts w:ascii="맑은 고딕" w:eastAsia="맑은 고딕" w:hAnsi="맑은 고딕"/>
                 <w:lang w:eastAsia="ko-KR"/>
               </w:rPr>
             </w:pPr>
             <w:r>
               <w:rPr>
-                <w:rFonts w:eastAsiaTheme="minorEastAsia" w:hint="eastAsia"/>
-                <w:sz w:val="23"/>
-                <w:szCs w:val="23"/>
+                <w:rFonts w:ascii="맑은 고딕" w:eastAsia="맑은 고딕" w:hAnsi="맑은 고딕" w:hint="eastAsia"/>
                 <w:lang w:eastAsia="ko-KR"/>
               </w:rPr>
-              <w:t>해바라기반</w:t>
+              <w:t>해바라기</w:t>
             </w:r>
             <w:bookmarkStart w:id="1" w:name="_GoBack"/>
             <w:bookmarkEnd w:id="1"/>
+            <w:r>
+              <w:rPr>
+                <w:rFonts w:ascii="맑은 고딕" w:eastAsia="맑은 고딕" w:hAnsi="맑은 고딕" w:hint="eastAsia"/>
+                <w:lang w:eastAsia="ko-KR"/>
+              </w:rPr>
+              <w:t>반</w:t>
+            </w:r>
           </w:p>
         </w:tc>
         <w:tc>
@@ -581,8 +591,6 @@
                 <w:rFonts w:ascii="맑은 고딕" w:eastAsia="맑은 고딕" w:hAnsi="맑은 고딕" w:cs="맑은 고딕"/>
                 <w:b/>
                 <w:color w:val="000000"/>
-                <w:sz w:val="20"/>
-                <w:szCs w:val="20"/>
               </w:rPr>
             </w:pPr>
             <w:r>
@@ -590,8 +598,6 @@
                 <w:rFonts w:ascii="맑은 고딕" w:eastAsia="맑은 고딕" w:hAnsi="맑은 고딕" w:cs="맑은 고딕"/>
                 <w:b/>
                 <w:color w:val="000000"/>
-                <w:sz w:val="20"/>
-                <w:szCs w:val="20"/>
               </w:rPr>
               <w:t>역할</w:t>
             </w:r>
@@ -623,16 +629,12 @@
               <w:rPr>
                 <w:rFonts w:ascii="맑은 고딕" w:eastAsia="맑은 고딕" w:hAnsi="맑은 고딕" w:cs="맑은 고딕"/>
                 <w:color w:val="000000"/>
-                <w:sz w:val="20"/>
-                <w:szCs w:val="20"/>
               </w:rPr>
             </w:pPr>
             <w:r>
               <w:rPr>
                 <w:rFonts w:ascii="맑은 고딕" w:eastAsia="맑은 고딕" w:hAnsi="맑은 고딕" w:cs="맑은 고딕" w:hint="eastAsia"/>
                 <w:color w:val="000000"/>
-                <w:sz w:val="20"/>
-                <w:szCs w:val="20"/>
                 <w:lang w:eastAsia="ko-KR"/>
               </w:rPr>
               <w:t>팀</w:t>
@@ -641,8 +643,6 @@
               <w:rPr>
                 <w:rFonts w:ascii="맑은 고딕" w:eastAsia="맑은 고딕" w:hAnsi="맑은 고딕" w:cs="맑은 고딕"/>
                 <w:color w:val="000000"/>
-                <w:sz w:val="20"/>
-                <w:szCs w:val="20"/>
               </w:rPr>
               <w:t xml:space="preserve">장 </w:t>
             </w:r>
@@ -845,7 +845,7 @@
                 <w:right w:val="nil"/>
                 <w:between w:val="nil"/>
               </w:pBdr>
-              <w:spacing w:line="240" w:lineRule="auto"/>
+              <w:spacing w:after="240" w:line="240" w:lineRule="auto"/>
               <w:jc w:val="both"/>
               <w:rPr>
                 <w:rFonts w:ascii="맑은 고딕" w:eastAsia="맑은 고딕" w:hAnsi="맑은 고딕" w:cs="맑은 고딕"/>
@@ -856,148 +856,35 @@
             </w:pPr>
             <w:r>
               <w:rPr>
-                <w:rFonts w:ascii="맑은 고딕" w:eastAsia="맑은 고딕" w:hAnsi="맑은 고딕" w:cs="맑은 고딕"/>
+                <w:rFonts w:ascii="맑은 고딕" w:eastAsia="맑은 고딕" w:hAnsi="맑은 고딕" w:cs="맑은 고딕" w:hint="eastAsia"/>
                 <w:color w:val="0070C0"/>
                 <w:sz w:val="20"/>
                 <w:szCs w:val="20"/>
-              </w:rPr>
-              <w:t>로봇 서비스 아이디어 구상</w:t>
+                <w:lang w:eastAsia="ko-KR"/>
+              </w:rPr>
+              <w:t xml:space="preserve">사용자 스토리 작성, </w:t>
             </w:r>
-          </w:p>
-          <w:p>
-            <w:pPr>
-              <w:pStyle w:val="LO-normal"/>
-              <w:widowControl w:val="0"/>
-              <w:numPr>
-                <w:ilvl w:val="0"/>
-                <w:numId w:val="3"/>
-              </w:numPr>
-              <w:pBdr>
-                <w:top w:val="nil"/>
-                <w:left w:val="nil"/>
-                <w:bottom w:val="nil"/>
-                <w:right w:val="nil"/>
-                <w:between w:val="nil"/>
-              </w:pBdr>
-              <w:spacing w:line="240" w:lineRule="auto"/>
-              <w:jc w:val="both"/>
-              <w:rPr>
-                <w:rFonts w:ascii="맑은 고딕" w:eastAsia="맑은 고딕" w:hAnsi="맑은 고딕" w:cs="맑은 고딕"/>
+            <w:proofErr w:type="spellStart"/>
+            <w:r>
+              <w:rPr>
+                <w:rFonts w:ascii="맑은 고딕" w:eastAsia="맑은 고딕" w:hAnsi="맑은 고딕" w:cs="맑은 고딕" w:hint="eastAsia"/>
                 <w:color w:val="0070C0"/>
                 <w:sz w:val="20"/>
                 <w:szCs w:val="20"/>
-              </w:rPr>
-            </w:pPr>
+                <w:lang w:eastAsia="ko-KR"/>
+              </w:rPr>
+              <w:t>사이트맵</w:t>
+            </w:r>
+            <w:proofErr w:type="spellEnd"/>
             <w:r>
               <w:rPr>
-                <w:rFonts w:ascii="맑은 고딕" w:eastAsia="맑은 고딕" w:hAnsi="맑은 고딕" w:cs="맑은 고딕"/>
+                <w:rFonts w:ascii="맑은 고딕" w:eastAsia="맑은 고딕" w:hAnsi="맑은 고딕" w:cs="맑은 고딕" w:hint="eastAsia"/>
                 <w:color w:val="0070C0"/>
                 <w:sz w:val="20"/>
                 <w:szCs w:val="20"/>
-              </w:rPr>
-              <w:t>서비스 로봇 시장 규모 조사</w:t>
-            </w:r>
-          </w:p>
-          <w:p>
-            <w:pPr>
-              <w:pStyle w:val="LO-normal"/>
-              <w:widowControl w:val="0"/>
-              <w:numPr>
-                <w:ilvl w:val="0"/>
-                <w:numId w:val="3"/>
-              </w:numPr>
-              <w:pBdr>
-                <w:top w:val="nil"/>
-                <w:left w:val="nil"/>
-                <w:bottom w:val="nil"/>
-                <w:right w:val="nil"/>
-                <w:between w:val="nil"/>
-              </w:pBdr>
-              <w:spacing w:line="240" w:lineRule="auto"/>
-              <w:jc w:val="both"/>
-              <w:rPr>
-                <w:rFonts w:ascii="맑은 고딕" w:eastAsia="맑은 고딕" w:hAnsi="맑은 고딕" w:cs="맑은 고딕"/>
-                <w:color w:val="0070C0"/>
-                <w:sz w:val="20"/>
-                <w:szCs w:val="20"/>
-              </w:rPr>
-            </w:pPr>
-            <w:r>
-              <w:rPr>
-                <w:rFonts w:ascii="맑은 고딕" w:eastAsia="맑은 고딕" w:hAnsi="맑은 고딕" w:cs="맑은 고딕"/>
-                <w:color w:val="0070C0"/>
-                <w:sz w:val="20"/>
-                <w:szCs w:val="20"/>
-              </w:rPr>
-              <w:t>서비스 로봇 종류 조사</w:t>
-            </w:r>
-          </w:p>
-          <w:p>
-            <w:pPr>
-              <w:pStyle w:val="LO-normal"/>
-              <w:widowControl w:val="0"/>
-              <w:numPr>
-                <w:ilvl w:val="0"/>
-                <w:numId w:val="3"/>
-              </w:numPr>
-              <w:pBdr>
-                <w:top w:val="nil"/>
-                <w:left w:val="nil"/>
-                <w:bottom w:val="nil"/>
-                <w:right w:val="nil"/>
-                <w:between w:val="nil"/>
-              </w:pBdr>
-              <w:spacing w:line="240" w:lineRule="auto"/>
-              <w:jc w:val="both"/>
-              <w:rPr>
-                <w:rFonts w:ascii="맑은 고딕" w:eastAsia="맑은 고딕" w:hAnsi="맑은 고딕" w:cs="맑은 고딕"/>
-                <w:color w:val="0070C0"/>
-                <w:sz w:val="20"/>
-                <w:szCs w:val="20"/>
-              </w:rPr>
-            </w:pPr>
-            <w:r>
-              <w:rPr>
-                <w:rFonts w:ascii="맑은 고딕" w:eastAsia="맑은 고딕" w:hAnsi="맑은 고딕" w:cs="맑은 고딕"/>
-                <w:color w:val="0070C0"/>
-                <w:sz w:val="20"/>
-                <w:szCs w:val="20"/>
-              </w:rPr>
-              <w:t>관심 주제 선정 및 관련 자료 조사</w:t>
-            </w:r>
-          </w:p>
-          <w:p>
-            <w:pPr>
-              <w:pStyle w:val="LO-normal"/>
-              <w:widowControl w:val="0"/>
-              <w:numPr>
-                <w:ilvl w:val="0"/>
-                <w:numId w:val="3"/>
-              </w:numPr>
-              <w:pBdr>
-                <w:top w:val="nil"/>
-                <w:left w:val="nil"/>
-                <w:bottom w:val="nil"/>
-                <w:right w:val="nil"/>
-                <w:between w:val="nil"/>
-              </w:pBdr>
-              <w:spacing w:line="240" w:lineRule="auto"/>
-              <w:jc w:val="both"/>
-              <w:rPr>
-                <w:rFonts w:ascii="맑은 고딕" w:eastAsia="맑은 고딕" w:hAnsi="맑은 고딕" w:cs="맑은 고딕"/>
-                <w:color w:val="0070C0"/>
-                <w:sz w:val="20"/>
-                <w:szCs w:val="20"/>
-              </w:rPr>
-            </w:pPr>
-            <w:r>
-              <w:rPr>
-                <w:rFonts w:ascii="맑은 고딕" w:eastAsia="맑은 고딕" w:hAnsi="맑은 고딕" w:cs="맑은 고딕"/>
-                <w:color w:val="0070C0"/>
-                <w:sz w:val="20"/>
-                <w:szCs w:val="20"/>
-              </w:rPr>
-              <w:t>아이디어 회의 및 프로젝트 로드맵 토의</w:t>
+                <w:lang w:eastAsia="ko-KR"/>
+              </w:rPr>
+              <w:t xml:space="preserve"> 구성</w:t>
             </w:r>
           </w:p>
           <w:p>
@@ -1019,18 +906,90 @@
               <w:jc w:val="both"/>
               <w:rPr>
                 <w:rFonts w:ascii="맑은 고딕" w:eastAsia="맑은 고딕" w:hAnsi="맑은 고딕" w:cs="맑은 고딕"/>
-                <w:sz w:val="20"/>
-                <w:szCs w:val="20"/>
-              </w:rPr>
-            </w:pPr>
-            <w:r>
-              <w:rPr>
-                <w:rFonts w:ascii="맑은 고딕" w:eastAsia="맑은 고딕" w:hAnsi="맑은 고딕" w:cs="맑은 고딕"/>
                 <w:color w:val="0070C0"/>
                 <w:sz w:val="20"/>
                 <w:szCs w:val="20"/>
               </w:rPr>
-              <w:t>아이디어 구체화 및 피드백 요청 자료 정리</w:t>
+            </w:pPr>
+            <w:r>
+              <w:rPr>
+                <w:rFonts w:ascii="맑은 고딕" w:eastAsia="맑은 고딕" w:hAnsi="맑은 고딕" w:cs="바탕" w:hint="eastAsia"/>
+                <w:color w:val="0070C0"/>
+                <w:sz w:val="20"/>
+                <w:szCs w:val="20"/>
+                <w:lang w:eastAsia="ko-KR"/>
+              </w:rPr>
+              <w:t>서버 구축</w:t>
+            </w:r>
+          </w:p>
+          <w:p>
+            <w:pPr>
+              <w:pStyle w:val="LO-normal"/>
+              <w:widowControl w:val="0"/>
+              <w:numPr>
+                <w:ilvl w:val="0"/>
+                <w:numId w:val="3"/>
+              </w:numPr>
+              <w:pBdr>
+                <w:top w:val="nil"/>
+                <w:left w:val="nil"/>
+                <w:bottom w:val="nil"/>
+                <w:right w:val="nil"/>
+                <w:between w:val="nil"/>
+              </w:pBdr>
+              <w:spacing w:after="240" w:line="240" w:lineRule="auto"/>
+              <w:jc w:val="both"/>
+              <w:rPr>
+                <w:rFonts w:ascii="맑은 고딕" w:eastAsia="맑은 고딕" w:hAnsi="맑은 고딕" w:cs="맑은 고딕"/>
+                <w:color w:val="0070C0"/>
+                <w:sz w:val="20"/>
+                <w:szCs w:val="20"/>
+              </w:rPr>
+            </w:pPr>
+            <w:r>
+              <w:rPr>
+                <w:rFonts w:ascii="맑은 고딕" w:eastAsia="맑은 고딕" w:hAnsi="맑은 고딕" w:cs="바탕" w:hint="eastAsia"/>
+                <w:color w:val="0070C0"/>
+                <w:sz w:val="20"/>
+                <w:szCs w:val="20"/>
+                <w:lang w:eastAsia="ko-KR"/>
+              </w:rPr>
+              <w:t>객체 이미지 수집</w:t>
+            </w:r>
+          </w:p>
+          <w:p>
+            <w:pPr>
+              <w:pStyle w:val="LO-normal"/>
+              <w:widowControl w:val="0"/>
+              <w:numPr>
+                <w:ilvl w:val="0"/>
+                <w:numId w:val="3"/>
+              </w:numPr>
+              <w:pBdr>
+                <w:top w:val="nil"/>
+                <w:left w:val="nil"/>
+                <w:bottom w:val="nil"/>
+                <w:right w:val="nil"/>
+                <w:between w:val="nil"/>
+              </w:pBdr>
+              <w:spacing w:after="240" w:line="240" w:lineRule="auto"/>
+              <w:jc w:val="both"/>
+              <w:rPr>
+                <w:rFonts w:ascii="맑은 고딕" w:eastAsia="맑은 고딕" w:hAnsi="맑은 고딕" w:cs="맑은 고딕"/>
+                <w:color w:val="0070C0"/>
+                <w:sz w:val="20"/>
+                <w:szCs w:val="20"/>
+              </w:rPr>
+            </w:pPr>
+            <w:r>
+              <w:rPr>
+                <w:rFonts w:ascii="맑은 고딕" w:eastAsia="맑은 고딕" w:hAnsi="맑은 고딕" w:cs="바탕" w:hint="eastAsia"/>
+                <w:color w:val="0070C0"/>
+                <w:sz w:val="20"/>
+                <w:szCs w:val="20"/>
+                <w:lang w:eastAsia="ko-KR"/>
+              </w:rPr>
+              <w:t>테이블(DB) 설계</w:t>
             </w:r>
           </w:p>
         </w:tc>
@@ -1164,6 +1123,7 @@
               <w:jc w:val="both"/>
               <w:rPr>
                 <w:rFonts w:ascii="맑은 고딕" w:eastAsia="맑은 고딕" w:hAnsi="맑은 고딕" w:cs="맑은 고딕"/>
+                <w:color w:val="0070C0"/>
                 <w:sz w:val="20"/>
                 <w:szCs w:val="20"/>
               </w:rPr>
@@ -1311,85 +1271,10 @@
               <w:shd w:val="clear" w:color="auto" w:fill="FFFFFF"/>
               <w:rPr>
                 <w:rFonts w:ascii="맑은 고딕" w:eastAsia="맑은 고딕" w:hAnsi="맑은 고딕" w:cs="맑은 고딕"/>
-                <w:color w:val="0070C0"/>
                 <w:sz w:val="20"/>
                 <w:szCs w:val="20"/>
               </w:rPr>
             </w:pPr>
-            <w:r>
-              <w:rPr>
-                <w:rFonts w:ascii="맑은 고딕" w:eastAsia="맑은 고딕" w:hAnsi="맑은 고딕" w:cs="맑은 고딕"/>
-                <w:color w:val="0070C0"/>
-                <w:sz w:val="20"/>
-                <w:szCs w:val="20"/>
-              </w:rPr>
-              <w:t>이미 로봇 사업 사례가 많다 보니, 획기적인 아이디어를 도출하는 것이 어려움</w:t>
-            </w:r>
-          </w:p>
-          <w:p>
-            <w:pPr>
-              <w:pStyle w:val="LO-normal"/>
-              <w:widowControl w:val="0"/>
-              <w:numPr>
-                <w:ilvl w:val="0"/>
-                <w:numId w:val="1"/>
-              </w:numPr>
-              <w:pBdr>
-                <w:top w:val="nil"/>
-                <w:left w:val="nil"/>
-                <w:bottom w:val="nil"/>
-                <w:right w:val="nil"/>
-                <w:between w:val="nil"/>
-              </w:pBdr>
-              <w:shd w:val="clear" w:color="auto" w:fill="FFFFFF"/>
-              <w:rPr>
-                <w:rFonts w:ascii="맑은 고딕" w:eastAsia="맑은 고딕" w:hAnsi="맑은 고딕" w:cs="맑은 고딕"/>
-                <w:color w:val="0070C0"/>
-                <w:sz w:val="20"/>
-                <w:szCs w:val="20"/>
-              </w:rPr>
-            </w:pPr>
-            <w:r>
-              <w:rPr>
-                <w:rFonts w:ascii="맑은 고딕" w:eastAsia="맑은 고딕" w:hAnsi="맑은 고딕" w:cs="맑은 고딕"/>
-                <w:color w:val="0070C0"/>
-                <w:sz w:val="20"/>
-                <w:szCs w:val="20"/>
-              </w:rPr>
-              <w:t>현재 활용 가능한 로봇의 스펙에서 아이디어를 모두 구현할 수 있을지 의문</w:t>
-            </w:r>
-          </w:p>
-          <w:p>
-            <w:pPr>
-              <w:pStyle w:val="LO-normal"/>
-              <w:widowControl w:val="0"/>
-              <w:numPr>
-                <w:ilvl w:val="0"/>
-                <w:numId w:val="1"/>
-              </w:numPr>
-              <w:pBdr>
-                <w:top w:val="nil"/>
-                <w:left w:val="nil"/>
-                <w:bottom w:val="nil"/>
-                <w:right w:val="nil"/>
-                <w:between w:val="nil"/>
-              </w:pBdr>
-              <w:shd w:val="clear" w:color="auto" w:fill="FFFFFF"/>
-              <w:rPr>
-                <w:rFonts w:ascii="맑은 고딕" w:eastAsia="맑은 고딕" w:hAnsi="맑은 고딕" w:cs="맑은 고딕"/>
-                <w:sz w:val="20"/>
-                <w:szCs w:val="20"/>
-              </w:rPr>
-            </w:pPr>
-            <w:r>
-              <w:rPr>
-                <w:rFonts w:ascii="맑은 고딕" w:eastAsia="맑은 고딕" w:hAnsi="맑은 고딕" w:cs="맑은 고딕"/>
-                <w:color w:val="0070C0"/>
-                <w:sz w:val="20"/>
-                <w:szCs w:val="20"/>
-              </w:rPr>
-              <w:t>신박한 기능을 구현하기 보다, 기본에 충실하여 완성도 높은 로봇 서비스를 구상해보자</w:t>
-            </w:r>
           </w:p>
         </w:tc>
       </w:tr>
